--- a/IE221/Lab/Portada.docx
+++ b/IE221/Lab/Portada.docx
@@ -140,22 +140,15 @@
                                 <w:placeholder>
                                   <w:docPart w:val="C3CE137579764DB4983F76C04AC33AC6"/>
                                 </w:placeholder>
-                                <w:showingPlcHdr/>
                                 <w:text/>
                               </w:sdtPr>
-                              <w:sdtEndPr/>
                               <w:sdtContent>
                                 <w:r>
                                   <w:rPr>
-                                    <w:rStyle w:val="Textodelmarcadordeposicin"/>
+                                    <w:sz w:val="36"/>
+                                    <w:szCs w:val="28"/>
                                   </w:rPr>
-                                  <w:t>Nombre</w:t>
-                                </w:r>
-                                <w:r>
-                                  <w:rPr>
-                                    <w:rStyle w:val="Textodelmarcadordeposicin"/>
-                                  </w:rPr>
-                                  <w:t>_P#</w:t>
+                                  <w:t>Práctica #1</w:t>
                                 </w:r>
                               </w:sdtContent>
                             </w:sdt>
@@ -194,16 +187,16 @@
                                 <w:placeholder>
                                   <w:docPart w:val="6562F32FC65945F88EDAF37C7EEFCAE6"/>
                                 </w:placeholder>
-                                <w:showingPlcHdr/>
                                 <w:text/>
                               </w:sdtPr>
                               <w:sdtEndPr/>
                               <w:sdtContent>
                                 <w:r>
                                   <w:rPr>
-                                    <w:rStyle w:val="Textodelmarcadordeposicin"/>
+                                    <w:sz w:val="36"/>
+                                    <w:szCs w:val="28"/>
                                   </w:rPr>
-                                  <w:t>Nombre de la Clase Teórica</w:t>
+                                  <w:t>Circuitos Eléctricos I</w:t>
                                 </w:r>
                               </w:sdtContent>
                             </w:sdt>
@@ -235,16 +228,16 @@
                                 <w:placeholder>
                                   <w:docPart w:val="E924F47810984C198BDB05F78B59DC16"/>
                                 </w:placeholder>
-                                <w:showingPlcHdr/>
                                 <w:text/>
                               </w:sdtPr>
                               <w:sdtEndPr/>
                               <w:sdtContent>
                                 <w:r>
                                   <w:rPr>
-                                    <w:rStyle w:val="Textodelmarcadordeposicin"/>
+                                    <w:sz w:val="36"/>
+                                    <w:szCs w:val="28"/>
                                   </w:rPr>
-                                  <w:t xml:space="preserve">Sección Clase Teórica </w:t>
+                                  <w:t>0900</w:t>
                                 </w:r>
                               </w:sdtContent>
                             </w:sdt>
@@ -283,16 +276,16 @@
                                 <w:placeholder>
                                   <w:docPart w:val="452E4FA146CD4A6AB435543A9BBED046"/>
                                 </w:placeholder>
-                                <w:showingPlcHdr/>
                                 <w:text/>
                               </w:sdtPr>
                               <w:sdtEndPr/>
                               <w:sdtContent>
                                 <w:r>
                                   <w:rPr>
-                                    <w:rStyle w:val="Textodelmarcadordeposicin"/>
+                                    <w:sz w:val="36"/>
+                                    <w:szCs w:val="28"/>
                                   </w:rPr>
-                                  <w:t>Nombre del Catedrático</w:t>
+                                  <w:t>Lurwin Ayala</w:t>
                                 </w:r>
                               </w:sdtContent>
                             </w:sdt>
@@ -331,16 +324,16 @@
                                 <w:placeholder>
                                   <w:docPart w:val="6030926C52A64C28B5D62A7EE4E0C5CE"/>
                                 </w:placeholder>
-                                <w:showingPlcHdr/>
                                 <w:text/>
                               </w:sdtPr>
                               <w:sdtEndPr/>
                               <w:sdtContent>
                                 <w:r>
                                   <w:rPr>
-                                    <w:rStyle w:val="Textodelmarcadordeposicin"/>
+                                    <w:sz w:val="36"/>
+                                    <w:szCs w:val="28"/>
                                   </w:rPr>
-                                  <w:t>Dia y Hora del Laboratorio</w:t>
+                                  <w:t>Jueves 0700</w:t>
                                 </w:r>
                               </w:sdtContent>
                             </w:sdt>
@@ -420,15 +413,15 @@
                                 <w:placeholder>
                                   <w:docPart w:val="43F625977A6045328A9A74B85861B7C5"/>
                                 </w:placeholder>
-                                <w:showingPlcHdr/>
                               </w:sdtPr>
                               <w:sdtEndPr/>
                               <w:sdtContent>
                                 <w:r>
                                   <w:rPr>
-                                    <w:rStyle w:val="Textodelmarcadordeposicin"/>
+                                    <w:sz w:val="36"/>
+                                    <w:szCs w:val="28"/>
                                   </w:rPr>
-                                  <w:t>Nombre completo del estudiante</w:t>
+                                  <w:t>Lester Iván Hernández Hernández</w:t>
                                 </w:r>
                               </w:sdtContent>
                             </w:sdt>
@@ -467,15 +460,15 @@
                                 <w:placeholder>
                                   <w:docPart w:val="48A1B7B11E264BFB942820E5D403372B"/>
                                 </w:placeholder>
-                                <w:showingPlcHdr/>
                               </w:sdtPr>
                               <w:sdtEndPr/>
                               <w:sdtContent>
                                 <w:r>
                                   <w:rPr>
-                                    <w:rStyle w:val="Textodelmarcadordeposicin"/>
+                                    <w:sz w:val="36"/>
+                                    <w:szCs w:val="28"/>
                                   </w:rPr>
-                                  <w:t>Número de cuenta</w:t>
+                                  <w:t>20242000637</w:t>
                                 </w:r>
                               </w:sdtContent>
                             </w:sdt>
@@ -514,8 +507,7 @@
                                 <w:placeholder>
                                   <w:docPart w:val="BAB847BD02624D36A31B615B1F60656B"/>
                                 </w:placeholder>
-                                <w:showingPlcHdr/>
-                                <w:date w:fullDate="2023-09-22T00:00:00Z">
+                                <w:date>
                                   <w:dateFormat w:val="dd 'de' MMMM 'de' yyyy"/>
                                   <w:lid w:val="es-HN"/>
                                   <w:storeMappedDataAs w:val="dateTime"/>
@@ -526,9 +518,10 @@
                               <w:sdtContent>
                                 <w:r>
                                   <w:rPr>
-                                    <w:rStyle w:val="Textodelmarcadordeposicin"/>
+                                    <w:sz w:val="36"/>
+                                    <w:szCs w:val="28"/>
                                   </w:rPr>
-                                  <w:t>Fecha de Entrega</w:t>
+                                  <w:t>11 de junio de 2026</w:t>
                                 </w:r>
                               </w:sdtContent>
                             </w:sdt>
@@ -598,22 +591,15 @@
                           <w:placeholder>
                             <w:docPart w:val="C3CE137579764DB4983F76C04AC33AC6"/>
                           </w:placeholder>
-                          <w:showingPlcHdr/>
                           <w:text/>
                         </w:sdtPr>
-                        <w:sdtEndPr/>
                         <w:sdtContent>
                           <w:r>
                             <w:rPr>
-                              <w:rStyle w:val="Textodelmarcadordeposicin"/>
+                              <w:sz w:val="36"/>
+                              <w:szCs w:val="28"/>
                             </w:rPr>
-                            <w:t>Nombre</w:t>
-                          </w:r>
-                          <w:r>
-                            <w:rPr>
-                              <w:rStyle w:val="Textodelmarcadordeposicin"/>
-                            </w:rPr>
-                            <w:t>_P#</w:t>
+                            <w:t>Práctica #1</w:t>
                           </w:r>
                         </w:sdtContent>
                       </w:sdt>
@@ -652,16 +638,16 @@
                           <w:placeholder>
                             <w:docPart w:val="6562F32FC65945F88EDAF37C7EEFCAE6"/>
                           </w:placeholder>
-                          <w:showingPlcHdr/>
                           <w:text/>
                         </w:sdtPr>
                         <w:sdtEndPr/>
                         <w:sdtContent>
                           <w:r>
                             <w:rPr>
-                              <w:rStyle w:val="Textodelmarcadordeposicin"/>
+                              <w:sz w:val="36"/>
+                              <w:szCs w:val="28"/>
                             </w:rPr>
-                            <w:t>Nombre de la Clase Teórica</w:t>
+                            <w:t>Circuitos Eléctricos I</w:t>
                           </w:r>
                         </w:sdtContent>
                       </w:sdt>
@@ -693,16 +679,16 @@
                           <w:placeholder>
                             <w:docPart w:val="E924F47810984C198BDB05F78B59DC16"/>
                           </w:placeholder>
-                          <w:showingPlcHdr/>
                           <w:text/>
                         </w:sdtPr>
                         <w:sdtEndPr/>
                         <w:sdtContent>
                           <w:r>
                             <w:rPr>
-                              <w:rStyle w:val="Textodelmarcadordeposicin"/>
+                              <w:sz w:val="36"/>
+                              <w:szCs w:val="28"/>
                             </w:rPr>
-                            <w:t xml:space="preserve">Sección Clase Teórica </w:t>
+                            <w:t>0900</w:t>
                           </w:r>
                         </w:sdtContent>
                       </w:sdt>
@@ -741,16 +727,16 @@
                           <w:placeholder>
                             <w:docPart w:val="452E4FA146CD4A6AB435543A9BBED046"/>
                           </w:placeholder>
-                          <w:showingPlcHdr/>
                           <w:text/>
                         </w:sdtPr>
                         <w:sdtEndPr/>
                         <w:sdtContent>
                           <w:r>
                             <w:rPr>
-                              <w:rStyle w:val="Textodelmarcadordeposicin"/>
+                              <w:sz w:val="36"/>
+                              <w:szCs w:val="28"/>
                             </w:rPr>
-                            <w:t>Nombre del Catedrático</w:t>
+                            <w:t>Lurwin Ayala</w:t>
                           </w:r>
                         </w:sdtContent>
                       </w:sdt>
@@ -789,16 +775,16 @@
                           <w:placeholder>
                             <w:docPart w:val="6030926C52A64C28B5D62A7EE4E0C5CE"/>
                           </w:placeholder>
-                          <w:showingPlcHdr/>
                           <w:text/>
                         </w:sdtPr>
                         <w:sdtEndPr/>
                         <w:sdtContent>
                           <w:r>
                             <w:rPr>
-                              <w:rStyle w:val="Textodelmarcadordeposicin"/>
+                              <w:sz w:val="36"/>
+                              <w:szCs w:val="28"/>
                             </w:rPr>
-                            <w:t>Dia y Hora del Laboratorio</w:t>
+                            <w:t>Jueves 0700</w:t>
                           </w:r>
                         </w:sdtContent>
                       </w:sdt>
@@ -878,15 +864,15 @@
                           <w:placeholder>
                             <w:docPart w:val="43F625977A6045328A9A74B85861B7C5"/>
                           </w:placeholder>
-                          <w:showingPlcHdr/>
                         </w:sdtPr>
                         <w:sdtEndPr/>
                         <w:sdtContent>
                           <w:r>
                             <w:rPr>
-                              <w:rStyle w:val="Textodelmarcadordeposicin"/>
+                              <w:sz w:val="36"/>
+                              <w:szCs w:val="28"/>
                             </w:rPr>
-                            <w:t>Nombre completo del estudiante</w:t>
+                            <w:t>Lester Iván Hernández Hernández</w:t>
                           </w:r>
                         </w:sdtContent>
                       </w:sdt>
@@ -925,15 +911,15 @@
                           <w:placeholder>
                             <w:docPart w:val="48A1B7B11E264BFB942820E5D403372B"/>
                           </w:placeholder>
-                          <w:showingPlcHdr/>
                         </w:sdtPr>
                         <w:sdtEndPr/>
                         <w:sdtContent>
                           <w:r>
                             <w:rPr>
-                              <w:rStyle w:val="Textodelmarcadordeposicin"/>
+                              <w:sz w:val="36"/>
+                              <w:szCs w:val="28"/>
                             </w:rPr>
-                            <w:t>Número de cuenta</w:t>
+                            <w:t>20242000637</w:t>
                           </w:r>
                         </w:sdtContent>
                       </w:sdt>
@@ -972,8 +958,7 @@
                           <w:placeholder>
                             <w:docPart w:val="BAB847BD02624D36A31B615B1F60656B"/>
                           </w:placeholder>
-                          <w:showingPlcHdr/>
-                          <w:date w:fullDate="2023-09-22T00:00:00Z">
+                          <w:date>
                             <w:dateFormat w:val="dd 'de' MMMM 'de' yyyy"/>
                             <w:lid w:val="es-HN"/>
                             <w:storeMappedDataAs w:val="dateTime"/>
@@ -984,9 +969,10 @@
                         <w:sdtContent>
                           <w:r>
                             <w:rPr>
-                              <w:rStyle w:val="Textodelmarcadordeposicin"/>
+                              <w:sz w:val="36"/>
+                              <w:szCs w:val="28"/>
                             </w:rPr>
-                            <w:t>Fecha de Entrega</w:t>
+                            <w:t>11 de junio de 2026</w:t>
                           </w:r>
                         </w:sdtContent>
                       </w:sdt>
@@ -1085,7 +1071,7 @@
               </wp:anchor>
             </w:drawing>
           </mc:Choice>
-          <mc:Fallback xmlns:w16du="http://schemas.microsoft.com/office/word/2023/wordml/word16du" xmlns:oel="http://schemas.microsoft.com/office/2019/extlst">
+          <mc:Fallback xmlns:oel="http://schemas.microsoft.com/office/2019/extlst" xmlns:w16du="http://schemas.microsoft.com/office/word/2023/wordml/word16du">
             <w:pict>
               <v:shape w14:anchorId="3DAFFCF8" id="Cuadro de texto 1" o:spid="_x0000_s1027" type="#_x0000_t202" style="position:absolute;margin-left:184.3pt;margin-top:785pt;width:377.85pt;height:27.2pt;z-index:251661312;visibility:visible;mso-wrap-style:square;mso-width-percent:0;mso-height-percent:0;mso-wrap-distance-left:9pt;mso-wrap-distance-top:0;mso-wrap-distance-right:9pt;mso-wrap-distance-bottom:0;mso-position-horizontal:absolute;mso-position-horizontal-relative:page;mso-position-vertical:absolute;mso-position-vertical-relative:page;mso-width-percent:0;mso-height-percent:0;mso-width-relative:page;mso-height-relative:page;v-text-anchor:top" o:gfxdata="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" filled="f" stroked="f" strokeweight=".5pt">
                 <o:lock v:ext="edit" aspectratio="t"/>
@@ -1874,7 +1860,7 @@
     <w:charset w:val="00"/>
     <w:family w:val="swiss"/>
     <w:pitch w:val="variable"/>
-    <w:sig w:usb0="E4002EFF" w:usb1="C000247B" w:usb2="00000009" w:usb3="00000000" w:csb0="000001FF" w:csb1="00000000"/>
+    <w:sig w:usb0="E4002EFF" w:usb1="C200247B" w:usb2="00000009" w:usb3="00000000" w:csb0="000001FF" w:csb1="00000000"/>
   </w:font>
   <w:font w:name="Times New Roman">
     <w:panose1 w:val="02020603050405020304"/>
@@ -1888,7 +1874,7 @@
     <w:charset w:val="00"/>
     <w:family w:val="swiss"/>
     <w:pitch w:val="variable"/>
-    <w:sig w:usb0="E4002EFF" w:usb1="C000247B" w:usb2="00000009" w:usb3="00000000" w:csb0="000001FF" w:csb1="00000000"/>
+    <w:sig w:usb0="E4002EFF" w:usb1="C200247B" w:usb2="00000009" w:usb3="00000000" w:csb0="000001FF" w:csb1="00000000"/>
   </w:font>
 </w:fonts>
 </file>
@@ -1910,6 +1896,7 @@
   </w:compat>
   <w:rsids>
     <w:rsidRoot w:val="00F178EA"/>
+    <w:rsid w:val="000B714F"/>
     <w:rsid w:val="002778E2"/>
     <w:rsid w:val="00590CBC"/>
     <w:rsid w:val="00720AD4"/>
@@ -1939,7 +1926,7 @@
   <w:themeFontLang w:val="es-HN"/>
   <w:clrSchemeMapping w:bg1="light1" w:t1="dark1" w:bg2="light2" w:t2="dark2" w:accent1="accent1" w:accent2="accent2" w:accent3="accent3" w:accent4="accent4" w:accent5="accent5" w:accent6="accent6" w:hyperlink="hyperlink" w:followedHyperlink="followedHyperlink"/>
   <w:decimalSymbol w:val="."/>
-  <w:listSeparator w:val=";"/>
+  <w:listSeparator w:val=","/>
   <w15:chartTrackingRefBased/>
 </w:settings>
 </file>

--- a/IE221/Lab/Portada.docx
+++ b/IE221/Lab/Portada.docx
@@ -142,13 +142,21 @@
                                 </w:placeholder>
                                 <w:text/>
                               </w:sdtPr>
+                              <w:sdtEndPr/>
                               <w:sdtContent>
                                 <w:r>
                                   <w:rPr>
                                     <w:sz w:val="36"/>
                                     <w:szCs w:val="28"/>
                                   </w:rPr>
-                                  <w:t>Práctica #1</w:t>
+                                  <w:t>Práctica #</w:t>
+                                </w:r>
+                                <w:r>
+                                  <w:rPr>
+                                    <w:sz w:val="36"/>
+                                    <w:szCs w:val="28"/>
+                                  </w:rPr>
+                                  <w:t>2</w:t>
                                 </w:r>
                               </w:sdtContent>
                             </w:sdt>
@@ -521,7 +529,21 @@
                                     <w:sz w:val="36"/>
                                     <w:szCs w:val="28"/>
                                   </w:rPr>
-                                  <w:t>11 de junio de 2026</w:t>
+                                  <w:t>1</w:t>
+                                </w:r>
+                                <w:r>
+                                  <w:rPr>
+                                    <w:sz w:val="36"/>
+                                    <w:szCs w:val="28"/>
+                                  </w:rPr>
+                                  <w:t>8</w:t>
+                                </w:r>
+                                <w:r>
+                                  <w:rPr>
+                                    <w:sz w:val="36"/>
+                                    <w:szCs w:val="28"/>
+                                  </w:rPr>
+                                  <w:t xml:space="preserve"> de junio de 2026</w:t>
                                 </w:r>
                               </w:sdtContent>
                             </w:sdt>
@@ -593,13 +615,21 @@
                           </w:placeholder>
                           <w:text/>
                         </w:sdtPr>
+                        <w:sdtEndPr/>
                         <w:sdtContent>
                           <w:r>
                             <w:rPr>
                               <w:sz w:val="36"/>
                               <w:szCs w:val="28"/>
                             </w:rPr>
-                            <w:t>Práctica #1</w:t>
+                            <w:t>Práctica #</w:t>
+                          </w:r>
+                          <w:r>
+                            <w:rPr>
+                              <w:sz w:val="36"/>
+                              <w:szCs w:val="28"/>
+                            </w:rPr>
+                            <w:t>2</w:t>
                           </w:r>
                         </w:sdtContent>
                       </w:sdt>
@@ -972,7 +1002,21 @@
                               <w:sz w:val="36"/>
                               <w:szCs w:val="28"/>
                             </w:rPr>
-                            <w:t>11 de junio de 2026</w:t>
+                            <w:t>1</w:t>
+                          </w:r>
+                          <w:r>
+                            <w:rPr>
+                              <w:sz w:val="36"/>
+                              <w:szCs w:val="28"/>
+                            </w:rPr>
+                            <w:t>8</w:t>
+                          </w:r>
+                          <w:r>
+                            <w:rPr>
+                              <w:sz w:val="36"/>
+                              <w:szCs w:val="28"/>
+                            </w:rPr>
+                            <w:t xml:space="preserve"> de junio de 2026</w:t>
                           </w:r>
                         </w:sdtContent>
                       </w:sdt>
@@ -1071,9 +1115,9 @@
               </wp:anchor>
             </w:drawing>
           </mc:Choice>
-          <mc:Fallback xmlns:oel="http://schemas.microsoft.com/office/2019/extlst" xmlns:w16du="http://schemas.microsoft.com/office/word/2023/wordml/word16du">
+          <mc:Fallback>
             <w:pict>
-              <v:shape w14:anchorId="3DAFFCF8" id="Cuadro de texto 1" o:spid="_x0000_s1027" type="#_x0000_t202" style="position:absolute;margin-left:184.3pt;margin-top:785pt;width:377.85pt;height:27.2pt;z-index:251661312;visibility:visible;mso-wrap-style:square;mso-width-percent:0;mso-height-percent:0;mso-wrap-distance-left:9pt;mso-wrap-distance-top:0;mso-wrap-distance-right:9pt;mso-wrap-distance-bottom:0;mso-position-horizontal:absolute;mso-position-horizontal-relative:page;mso-position-vertical:absolute;mso-position-vertical-relative:page;mso-width-percent:0;mso-height-percent:0;mso-width-relative:page;mso-height-relative:page;v-text-anchor:top" o:gfxdata="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" filled="f" stroked="f" strokeweight=".5pt">
+              <v:shape w14:anchorId="3DAFFCF8" id="Cuadro de texto 1" o:spid="_x0000_s1027" type="#_x0000_t202" style="position:absolute;margin-left:184.3pt;margin-top:785pt;width:377.85pt;height:27.2pt;z-index:251661312;visibility:visible;mso-wrap-style:square;mso-width-percent:0;mso-height-percent:0;mso-wrap-distance-left:9pt;mso-wrap-distance-top:0;mso-wrap-distance-right:9pt;mso-wrap-distance-bottom:0;mso-position-horizontal:absolute;mso-position-horizontal-relative:page;mso-position-vertical:absolute;mso-position-vertical-relative:page;mso-width-percent:0;mso-height-percent:0;mso-width-relative:page;mso-height-relative:page;v-text-anchor:top" o:gfxdata="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" filled="f" stroked="f" strokeweight=".5pt">
                 <o:lock v:ext="edit" aspectratio="t"/>
                 <v:textbox>
                   <w:txbxContent>
@@ -1084,6 +1128,7 @@
                         <w:showingPlcHdr/>
                         <w15:color w:val="000000"/>
                       </w:sdtPr>
+                      <w:sdtEndPr/>
                       <w:sdtContent>
                         <w:p>
                           <w:pPr>
@@ -1898,6 +1943,7 @@
     <w:rsidRoot w:val="00F178EA"/>
     <w:rsid w:val="000B714F"/>
     <w:rsid w:val="002778E2"/>
+    <w:rsid w:val="004D7750"/>
     <w:rsid w:val="00590CBC"/>
     <w:rsid w:val="00720AD4"/>
     <w:rsid w:val="00783218"/>

--- a/IE221/Lab/Portada.docx
+++ b/IE221/Lab/Portada.docx
@@ -156,7 +156,7 @@
                                     <w:sz w:val="36"/>
                                     <w:szCs w:val="28"/>
                                   </w:rPr>
-                                  <w:t>2</w:t>
+                                  <w:t>4</w:t>
                                 </w:r>
                               </w:sdtContent>
                             </w:sdt>
@@ -529,21 +529,14 @@
                                     <w:sz w:val="36"/>
                                     <w:szCs w:val="28"/>
                                   </w:rPr>
-                                  <w:t>1</w:t>
+                                  <w:t xml:space="preserve">2 de julio </w:t>
                                 </w:r>
                                 <w:r>
                                   <w:rPr>
                                     <w:sz w:val="36"/>
                                     <w:szCs w:val="28"/>
                                   </w:rPr>
-                                  <w:t>8</w:t>
-                                </w:r>
-                                <w:r>
-                                  <w:rPr>
-                                    <w:sz w:val="36"/>
-                                    <w:szCs w:val="28"/>
-                                  </w:rPr>
-                                  <w:t xml:space="preserve"> de junio de 2026</w:t>
+                                  <w:t>de 2026</w:t>
                                 </w:r>
                               </w:sdtContent>
                             </w:sdt>
@@ -629,7 +622,7 @@
                               <w:sz w:val="36"/>
                               <w:szCs w:val="28"/>
                             </w:rPr>
-                            <w:t>2</w:t>
+                            <w:t>4</w:t>
                           </w:r>
                         </w:sdtContent>
                       </w:sdt>
@@ -1002,21 +995,14 @@
                               <w:sz w:val="36"/>
                               <w:szCs w:val="28"/>
                             </w:rPr>
-                            <w:t>1</w:t>
+                            <w:t xml:space="preserve">2 de julio </w:t>
                           </w:r>
                           <w:r>
                             <w:rPr>
                               <w:sz w:val="36"/>
                               <w:szCs w:val="28"/>
                             </w:rPr>
-                            <w:t>8</w:t>
-                          </w:r>
-                          <w:r>
-                            <w:rPr>
-                              <w:sz w:val="36"/>
-                              <w:szCs w:val="28"/>
-                            </w:rPr>
-                            <w:t xml:space="preserve"> de junio de 2026</w:t>
+                            <w:t>de 2026</w:t>
                           </w:r>
                         </w:sdtContent>
                       </w:sdt>
@@ -1942,6 +1928,7 @@
   <w:rsids>
     <w:rsidRoot w:val="00F178EA"/>
     <w:rsid w:val="000B714F"/>
+    <w:rsid w:val="00225118"/>
     <w:rsid w:val="002778E2"/>
     <w:rsid w:val="004D7750"/>
     <w:rsid w:val="00590CBC"/>
